--- a/TP_02_MCC_Controle_Commande/TP_02_MCC_Controle_Commande.docx
+++ b/TP_02_MCC_Controle_Commande/TP_02_MCC_Controle_Commande.docx
@@ -1,6 +1,6 @@
 
 <file path=word/document.xml><?xml version="1.0" encoding="utf-8"?>
-<w:document xmlns:wpc="http://schemas.microsoft.com/office/word/2010/wordprocessingCanvas" xmlns:cx="http://schemas.microsoft.com/office/drawing/2014/chartex" xmlns:cx1="http://schemas.microsoft.com/office/drawing/2015/9/8/chartex" xmlns:cx2="http://schemas.microsoft.com/office/drawing/2015/10/21/chartex" xmlns:cx3="http://schemas.microsoft.com/office/drawing/2016/5/9/chartex" xmlns:cx4="http://schemas.microsoft.com/office/drawing/2016/5/10/chartex" xmlns:cx5="http://schemas.microsoft.com/office/drawing/2016/5/11/chartex" xmlns:cx6="http://schemas.microsoft.com/office/drawing/2016/5/12/chartex" xmlns:cx7="http://schemas.microsoft.com/office/drawing/2016/5/13/chartex" xmlns:cx8="http://schemas.microsoft.com/office/drawing/2016/5/14/chartex" xmlns:mc="http://schemas.openxmlformats.org/markup-compatibility/2006" xmlns:aink="http://schemas.microsoft.com/office/drawing/2016/ink" xmlns:am3d="http://schemas.microsoft.com/office/drawing/2017/model3d" xmlns:o="urn:schemas-microsoft-com:office:office" xmlns:oel="http://schemas.microsoft.com/office/2019/extlst" xmlns:r="http://schemas.openxmlformats.org/officeDocument/2006/relationships" xmlns:m="http://schemas.openxmlformats.org/officeDocument/2006/math" xmlns:v="urn:schemas-microsoft-com:vml" xmlns:wp14="http://schemas.microsoft.com/office/word/2010/wordprocessingDrawing" xmlns:wp="http://schemas.openxmlformats.org/drawingml/2006/wordprocessingDrawing" xmlns:w10="urn:schemas-microsoft-com:office:word" xmlns:w="http://schemas.openxmlformats.org/wordprocessingml/2006/main" xmlns:w14="http://schemas.microsoft.com/office/word/2010/wordml" xmlns:w15="http://schemas.microsoft.com/office/word/2012/wordml" xmlns:w16cex="http://schemas.microsoft.com/office/word/2018/wordml/cex" xmlns:w16cid="http://schemas.microsoft.com/office/word/2016/wordml/cid" xmlns:w16="http://schemas.microsoft.com/office/word/2018/wordml" xmlns:w16sdtdh="http://schemas.microsoft.com/office/word/2020/wordml/sdtdatahash" xmlns:w16se="http://schemas.microsoft.com/office/word/2015/wordml/symex" xmlns:wpg="http://schemas.microsoft.com/office/word/2010/wordprocessingGroup" xmlns:wpi="http://schemas.microsoft.com/office/word/2010/wordprocessingInk" xmlns:wne="http://schemas.microsoft.com/office/word/2006/wordml" xmlns:wps="http://schemas.microsoft.com/office/word/2010/wordprocessingShape" mc:Ignorable="w14 w15 w16se w16cid w16 w16cex w16sdtdh wp14">
+<w:document xmlns:wpc="http://schemas.microsoft.com/office/word/2010/wordprocessingCanvas" xmlns:cx="http://schemas.microsoft.com/office/drawing/2014/chartex" xmlns:cx1="http://schemas.microsoft.com/office/drawing/2015/9/8/chartex" xmlns:cx2="http://schemas.microsoft.com/office/drawing/2015/10/21/chartex" xmlns:cx3="http://schemas.microsoft.com/office/drawing/2016/5/9/chartex" xmlns:cx4="http://schemas.microsoft.com/office/drawing/2016/5/10/chartex" xmlns:cx5="http://schemas.microsoft.com/office/drawing/2016/5/11/chartex" xmlns:cx6="http://schemas.microsoft.com/office/drawing/2016/5/12/chartex" xmlns:cx7="http://schemas.microsoft.com/office/drawing/2016/5/13/chartex" xmlns:cx8="http://schemas.microsoft.com/office/drawing/2016/5/14/chartex" xmlns:mc="http://schemas.openxmlformats.org/markup-compatibility/2006" xmlns:aink="http://schemas.microsoft.com/office/drawing/2016/ink" xmlns:am3d="http://schemas.microsoft.com/office/drawing/2017/model3d" xmlns:o="urn:schemas-microsoft-com:office:office" xmlns:oel="http://schemas.microsoft.com/office/2019/extlst" xmlns:r="http://schemas.openxmlformats.org/officeDocument/2006/relationships" xmlns:m="http://schemas.openxmlformats.org/officeDocument/2006/math" xmlns:v="urn:schemas-microsoft-com:vml" xmlns:wp14="http://schemas.microsoft.com/office/word/2010/wordprocessingDrawing" xmlns:wp="http://schemas.openxmlformats.org/drawingml/2006/wordprocessingDrawing" xmlns:w10="urn:schemas-microsoft-com:office:word" xmlns:w="http://schemas.openxmlformats.org/wordprocessingml/2006/main" xmlns:w14="http://schemas.microsoft.com/office/word/2010/wordml" xmlns:w15="http://schemas.microsoft.com/office/word/2012/wordml" xmlns:w16cex="http://schemas.microsoft.com/office/word/2018/wordml/cex" xmlns:w16cid="http://schemas.microsoft.com/office/word/2016/wordml/cid" xmlns:w16="http://schemas.microsoft.com/office/word/2018/wordml" xmlns:w16du="http://schemas.microsoft.com/office/word/2023/wordml/word16du" xmlns:w16sdtdh="http://schemas.microsoft.com/office/word/2020/wordml/sdtdatahash" xmlns:w16sdtfl="http://schemas.microsoft.com/office/word/2024/wordml/sdtformatlock" xmlns:w16se="http://schemas.microsoft.com/office/word/2015/wordml/symex" xmlns:wpg="http://schemas.microsoft.com/office/word/2010/wordprocessingGroup" xmlns:wpi="http://schemas.microsoft.com/office/word/2010/wordprocessingInk" xmlns:wne="http://schemas.microsoft.com/office/word/2006/wordml" xmlns:wps="http://schemas.microsoft.com/office/word/2010/wordprocessingShape" mc:Ignorable="w14 w15 w16se w16cid w16 w16cex w16sdtdh w16sdtfl w16du wp14">
   <w:body>
     <w:p>
       <w:pPr>
@@ -1160,23 +1160,7 @@
     </w:p>
     <w:p>
       <w:pPr>
-        <w:pStyle w:val="Titre2"/>
-        <w:numPr>
-          <w:ilvl w:val="0"/>
-          <w:numId w:val="0"/>
-        </w:numPr>
-      </w:pPr>
-      <w:r>
-        <w:t>Compétences</w:t>
-      </w:r>
-    </w:p>
-    <w:p>
-      <w:pPr>
-        <w:pStyle w:val="Paragraphedeliste"/>
-        <w:numPr>
-          <w:ilvl w:val="0"/>
-          <w:numId w:val="21"/>
-        </w:numPr>
+        <w:pStyle w:val="Titre1"/>
         <w:rPr>
           <w:lang w:eastAsia="fr-FR"/>
         </w:rPr>
@@ -1185,226 +1169,6 @@
         <w:rPr>
           <w:lang w:eastAsia="fr-FR"/>
         </w:rPr>
-        <w:t>B2-06</w:t>
-      </w:r>
-      <w:r>
-        <w:rPr>
-          <w:lang w:eastAsia="fr-FR"/>
-        </w:rPr>
-        <w:tab/>
-        <w:t xml:space="preserve">Établir un modèle de comportement à partir d'une réponse temporelle ou fréquentielle. </w:t>
-      </w:r>
-    </w:p>
-    <w:p>
-      <w:pPr>
-        <w:pStyle w:val="Paragraphedeliste"/>
-        <w:numPr>
-          <w:ilvl w:val="0"/>
-          <w:numId w:val="21"/>
-        </w:numPr>
-        <w:rPr>
-          <w:lang w:eastAsia="fr-FR"/>
-        </w:rPr>
-      </w:pPr>
-      <w:r>
-        <w:rPr>
-          <w:lang w:eastAsia="fr-FR"/>
-        </w:rPr>
-        <w:t>B2-07</w:t>
-      </w:r>
-      <w:r>
-        <w:rPr>
-          <w:lang w:eastAsia="fr-FR"/>
-        </w:rPr>
-        <w:tab/>
-        <w:t>Modéliser un système par schéma-blocs.</w:t>
-      </w:r>
-    </w:p>
-    <w:p>
-      <w:pPr>
-        <w:pStyle w:val="Paragraphedeliste"/>
-        <w:numPr>
-          <w:ilvl w:val="0"/>
-          <w:numId w:val="21"/>
-        </w:numPr>
-        <w:rPr>
-          <w:lang w:eastAsia="fr-FR"/>
-        </w:rPr>
-      </w:pPr>
-      <w:r>
-        <w:rPr>
-          <w:lang w:eastAsia="fr-FR"/>
-        </w:rPr>
-        <w:t>D2</w:t>
-      </w:r>
-      <w:r>
-        <w:rPr>
-          <w:lang w:eastAsia="fr-FR"/>
-        </w:rPr>
-        <w:tab/>
-      </w:r>
-      <w:r>
-        <w:rPr>
-          <w:lang w:eastAsia="fr-FR"/>
-        </w:rPr>
-        <w:tab/>
-      </w:r>
-      <w:r>
-        <w:rPr>
-          <w:lang w:eastAsia="fr-FR"/>
-        </w:rPr>
-        <w:t>Proposer et justifier un protocole expérimental</w:t>
-      </w:r>
-      <w:r>
-        <w:rPr>
-          <w:lang w:eastAsia="fr-FR"/>
-        </w:rPr>
-        <w:t>.</w:t>
-      </w:r>
-    </w:p>
-    <w:p>
-      <w:pPr>
-        <w:pStyle w:val="Paragraphedeliste"/>
-        <w:numPr>
-          <w:ilvl w:val="0"/>
-          <w:numId w:val="21"/>
-        </w:numPr>
-        <w:rPr>
-          <w:lang w:eastAsia="fr-FR"/>
-        </w:rPr>
-      </w:pPr>
-      <w:r>
-        <w:rPr>
-          <w:lang w:eastAsia="fr-FR"/>
-        </w:rPr>
-        <w:t>D3</w:t>
-      </w:r>
-      <w:r>
-        <w:rPr>
-          <w:lang w:eastAsia="fr-FR"/>
-        </w:rPr>
-        <w:tab/>
-      </w:r>
-      <w:r>
-        <w:rPr>
-          <w:lang w:eastAsia="fr-FR"/>
-        </w:rPr>
-        <w:tab/>
-      </w:r>
-      <w:r>
-        <w:rPr>
-          <w:lang w:eastAsia="fr-FR"/>
-        </w:rPr>
-        <w:t>Mettre en œuvre un protocole expérimental</w:t>
-      </w:r>
-      <w:r>
-        <w:rPr>
-          <w:lang w:eastAsia="fr-FR"/>
-        </w:rPr>
-        <w:t>.</w:t>
-      </w:r>
-    </w:p>
-    <w:p>
-      <w:pPr>
-        <w:pStyle w:val="Paragraphedeliste"/>
-        <w:numPr>
-          <w:ilvl w:val="0"/>
-          <w:numId w:val="21"/>
-        </w:numPr>
-        <w:rPr>
-          <w:lang w:eastAsia="fr-FR"/>
-        </w:rPr>
-      </w:pPr>
-      <w:r>
-        <w:rPr>
-          <w:lang w:eastAsia="fr-FR"/>
-        </w:rPr>
-        <w:t>F2-01</w:t>
-      </w:r>
-      <w:r>
-        <w:rPr>
-          <w:lang w:eastAsia="fr-FR"/>
-        </w:rPr>
-        <w:tab/>
-        <w:t>Modifier la commande pour faire évoluer le comportement du système.</w:t>
-      </w:r>
-    </w:p>
-    <w:p>
-      <w:pPr>
-        <w:pStyle w:val="Titre2"/>
-        <w:numPr>
-          <w:ilvl w:val="0"/>
-          <w:numId w:val="0"/>
-        </w:numPr>
-      </w:pPr>
-      <w:r>
-        <w:t xml:space="preserve">Travail à réaliser </w:t>
-      </w:r>
-    </w:p>
-    <w:p>
-      <w:r>
-        <w:t xml:space="preserve">Un document Power Point avec les diapositives suivantes : </w:t>
-      </w:r>
-    </w:p>
-    <w:p>
-      <w:pPr>
-        <w:pStyle w:val="Paragraphedeliste"/>
-        <w:numPr>
-          <w:ilvl w:val="0"/>
-          <w:numId w:val="22"/>
-        </w:numPr>
-      </w:pPr>
-      <w:r>
-        <w:t>poster de synthèse des activités réalisés et des écarts identifiés ;</w:t>
-      </w:r>
-    </w:p>
-    <w:p>
-      <w:pPr>
-        <w:pStyle w:val="Paragraphedeliste"/>
-        <w:numPr>
-          <w:ilvl w:val="0"/>
-          <w:numId w:val="22"/>
-        </w:numPr>
-      </w:pPr>
-      <w:r>
-        <w:t>poster présentant le protocole expérimental pour réaliser le modèle de comportement.</w:t>
-      </w:r>
-    </w:p>
-    <w:p/>
-    <w:p>
-      <w:pPr>
-        <w:rPr>
-          <w:lang w:eastAsia="fr-FR"/>
-        </w:rPr>
-      </w:pPr>
-    </w:p>
-    <w:p>
-      <w:pPr>
-        <w:spacing w:after="160" w:line="259" w:lineRule="auto"/>
-        <w:jc w:val="left"/>
-        <w:rPr>
-          <w:lang w:eastAsia="fr-FR"/>
-        </w:rPr>
-      </w:pPr>
-      <w:r>
-        <w:rPr>
-          <w:lang w:eastAsia="fr-FR"/>
-        </w:rPr>
-        <w:br w:type="page"/>
-      </w:r>
-    </w:p>
-    <w:p>
-      <w:pPr>
-        <w:pStyle w:val="Titre1"/>
-        <w:rPr>
-          <w:lang w:eastAsia="fr-FR"/>
-        </w:rPr>
-      </w:pPr>
-      <w:r>
-        <w:rPr>
-          <w:lang w:eastAsia="fr-FR"/>
-        </w:rPr>
-        <w:lastRenderedPageBreak/>
         <w:t xml:space="preserve">Pilotage du moteur </w:t>
       </w:r>
       <w:r>
@@ -1607,14 +1371,7 @@
                   <w:rFonts w:ascii="Cambria Math" w:hAnsi="Cambria Math"/>
                   <w:lang w:eastAsia="fr-FR"/>
                 </w:rPr>
-                <m:t>=3</m:t>
-              </m:r>
-              <m:r>
-                <w:rPr>
-                  <w:rFonts w:ascii="Cambria Math" w:hAnsi="Cambria Math"/>
-                  <w:lang w:eastAsia="fr-FR"/>
-                </w:rPr>
-                <m:t> </m:t>
+                <m:t>=3 </m:t>
               </m:r>
               <m:r>
                 <m:rPr>
@@ -1674,14 +1431,7 @@
                   <w:rFonts w:ascii="Cambria Math" w:hAnsi="Cambria Math"/>
                   <w:lang w:eastAsia="fr-FR"/>
                 </w:rPr>
-                <m:t>=4</m:t>
-              </m:r>
-              <m:r>
-                <w:rPr>
-                  <w:rFonts w:ascii="Cambria Math" w:hAnsi="Cambria Math"/>
-                  <w:lang w:eastAsia="fr-FR"/>
-                </w:rPr>
-                <m:t> </m:t>
+                <m:t>=4 </m:t>
               </m:r>
               <m:r>
                 <m:rPr>
@@ -1988,13 +1738,6 @@
           <w:lang w:eastAsia="fr-FR"/>
         </w:rPr>
       </w:pPr>
-    </w:p>
-    <w:p>
-      <w:pPr>
-        <w:rPr>
-          <w:lang w:eastAsia="fr-FR"/>
-        </w:rPr>
-      </w:pPr>
       <w:r>
         <w:rPr>
           <w:lang w:eastAsia="fr-FR"/>
@@ -2266,6 +2009,7 @@
         <w:pStyle w:val="Titre2"/>
       </w:pPr>
       <w:r>
+        <w:lastRenderedPageBreak/>
         <w:t>Commande du moteur</w:t>
       </w:r>
     </w:p>
@@ -2333,21 +2077,69 @@
               <w:rPr>
                 <w:lang w:eastAsia="fr-FR"/>
               </w:rPr>
-              <w:t xml:space="preserve">Ouvrir le fichier </w:t>
+              <w:t xml:space="preserve">Sauvegarder les fichiers </w:t>
+            </w:r>
+            <w:r>
+              <w:rPr>
+                <w:lang w:eastAsia="fr-FR"/>
+              </w:rPr>
+              <w:t>CommandePWM</w:t>
+            </w:r>
+            <w:r>
+              <w:rPr>
+                <w:lang w:eastAsia="fr-FR"/>
+              </w:rPr>
+              <w:t xml:space="preserve"> et </w:t>
             </w:r>
             <w:proofErr w:type="spellStart"/>
             <w:r>
               <w:rPr>
                 <w:lang w:eastAsia="fr-FR"/>
               </w:rPr>
-              <w:t>CommandePWM</w:t>
+              <w:t>CommandePWM_Mesure</w:t>
             </w:r>
             <w:proofErr w:type="spellEnd"/>
             <w:r>
               <w:rPr>
                 <w:lang w:eastAsia="fr-FR"/>
               </w:rPr>
+              <w:t xml:space="preserve"> sur </w:t>
+            </w:r>
+            <w:r>
+              <w:rPr>
+                <w:b/>
+                <w:bCs/>
+                <w:color w:val="EE0000"/>
+                <w:sz w:val="24"/>
+                <w:szCs w:val="28"/>
+                <w:lang w:eastAsia="fr-FR"/>
+              </w:rPr>
+              <w:t>le bureau</w:t>
+            </w:r>
+            <w:r>
+              <w:rPr>
+                <w:lang w:eastAsia="fr-FR"/>
+              </w:rPr>
               <w:t>.</w:t>
+            </w:r>
+          </w:p>
+          <w:p>
+            <w:pPr>
+              <w:pStyle w:val="Paragraphedeliste"/>
+              <w:numPr>
+                <w:ilvl w:val="0"/>
+                <w:numId w:val="5"/>
+              </w:numPr>
+              <w:spacing w:line="240" w:lineRule="auto"/>
+              <w:rPr>
+                <w:lang w:eastAsia="fr-FR"/>
+              </w:rPr>
+            </w:pPr>
+            <w:r>
+              <w:rPr>
+                <w:lang w:eastAsia="fr-FR"/>
+              </w:rPr>
+              <w:t>Ouvrir le fichier CommandePWM.</w:t>
             </w:r>
           </w:p>
           <w:p>
@@ -2720,7 +2512,6 @@
                 <w:bCs/>
                 <w:lang w:eastAsia="fr-FR"/>
               </w:rPr>
-              <w:lastRenderedPageBreak/>
               <w:t>Rappeler le fonctionnement d’un codeur incrémental.</w:t>
             </w:r>
           </w:p>
@@ -2740,7 +2531,39 @@
               <w:rPr>
                 <w:lang w:eastAsia="fr-FR"/>
               </w:rPr>
-              <w:t>Comment disposer de la vitesse en sortie du moteur ?</w:t>
+              <w:t xml:space="preserve">Comment disposer de la </w:t>
+            </w:r>
+            <w:r>
+              <w:rPr>
+                <w:lang w:eastAsia="fr-FR"/>
+              </w:rPr>
+              <w:t xml:space="preserve">position angulaire </w:t>
+            </w:r>
+            <w:r>
+              <w:rPr>
+                <w:lang w:eastAsia="fr-FR"/>
+              </w:rPr>
+              <w:t xml:space="preserve">en </w:t>
+            </w:r>
+            <w:r>
+              <w:rPr>
+                <w:b/>
+                <w:bCs/>
+                <w:lang w:eastAsia="fr-FR"/>
+              </w:rPr>
+              <w:t>degrés</w:t>
+            </w:r>
+            <w:r>
+              <w:rPr>
+                <w:lang w:eastAsia="fr-FR"/>
+              </w:rPr>
+              <w:t xml:space="preserve"> </w:t>
+            </w:r>
+            <w:r>
+              <w:rPr>
+                <w:lang w:eastAsia="fr-FR"/>
+              </w:rPr>
+              <w:t>sortie du moteur ?</w:t>
             </w:r>
           </w:p>
           <w:p>
@@ -2759,7 +2582,33 @@
               <w:rPr>
                 <w:lang w:eastAsia="fr-FR"/>
               </w:rPr>
-              <w:t>Comment disposer de la vitesse en sortie du réducteur ?</w:t>
+              <w:t xml:space="preserve">Comment disposer de la position angulaire en </w:t>
+            </w:r>
+            <w:r>
+              <w:rPr>
+                <w:b/>
+                <w:bCs/>
+                <w:lang w:eastAsia="fr-FR"/>
+              </w:rPr>
+              <w:t>degrés</w:t>
+            </w:r>
+            <w:r>
+              <w:rPr>
+                <w:lang w:eastAsia="fr-FR"/>
+              </w:rPr>
+              <w:t xml:space="preserve"> sortie du</w:t>
+            </w:r>
+            <w:r>
+              <w:rPr>
+                <w:lang w:eastAsia="fr-FR"/>
+              </w:rPr>
+              <w:t xml:space="preserve"> réducteur</w:t>
+            </w:r>
+            <w:r>
+              <w:rPr>
+                <w:lang w:eastAsia="fr-FR"/>
+              </w:rPr>
+              <w:t>?</w:t>
             </w:r>
           </w:p>
         </w:tc>
@@ -3605,7 +3454,6 @@
         <w:rPr>
           <w:lang w:eastAsia="fr-FR"/>
         </w:rPr>
-        <w:lastRenderedPageBreak/>
         <w:t>Juste pour finir (ou presque)</w:t>
       </w:r>
     </w:p>
@@ -4000,6 +3848,7 @@
         <w:rPr>
           <w:lang w:eastAsia="fr-FR"/>
         </w:rPr>
+        <w:lastRenderedPageBreak/>
         <w:t>Annexe</w:t>
       </w:r>
     </w:p>
@@ -4074,7 +3923,7 @@
 </file>
 
 <file path=word/endnotes.xml><?xml version="1.0" encoding="utf-8"?>
-<w:endnotes xmlns:wpc="http://schemas.microsoft.com/office/word/2010/wordprocessingCanvas" xmlns:cx="http://schemas.microsoft.com/office/drawing/2014/chartex" xmlns:cx1="http://schemas.microsoft.com/office/drawing/2015/9/8/chartex" xmlns:cx2="http://schemas.microsoft.com/office/drawing/2015/10/21/chartex" xmlns:cx3="http://schemas.microsoft.com/office/drawing/2016/5/9/chartex" xmlns:cx4="http://schemas.microsoft.com/office/drawing/2016/5/10/chartex" xmlns:cx5="http://schemas.microsoft.com/office/drawing/2016/5/11/chartex" xmlns:cx6="http://schemas.microsoft.com/office/drawing/2016/5/12/chartex" xmlns:cx7="http://schemas.microsoft.com/office/drawing/2016/5/13/chartex" xmlns:cx8="http://schemas.microsoft.com/office/drawing/2016/5/14/chartex" xmlns:mc="http://schemas.openxmlformats.org/markup-compatibility/2006" xmlns:aink="http://schemas.microsoft.com/office/drawing/2016/ink" xmlns:am3d="http://schemas.microsoft.com/office/drawing/2017/model3d" xmlns:o="urn:schemas-microsoft-com:office:office" xmlns:oel="http://schemas.microsoft.com/office/2019/extlst" xmlns:r="http://schemas.openxmlformats.org/officeDocument/2006/relationships" xmlns:m="http://schemas.openxmlformats.org/officeDocument/2006/math" xmlns:v="urn:schemas-microsoft-com:vml" xmlns:wp14="http://schemas.microsoft.com/office/word/2010/wordprocessingDrawing" xmlns:wp="http://schemas.openxmlformats.org/drawingml/2006/wordprocessingDrawing" xmlns:w10="urn:schemas-microsoft-com:office:word" xmlns:w="http://schemas.openxmlformats.org/wordprocessingml/2006/main" xmlns:w14="http://schemas.microsoft.com/office/word/2010/wordml" xmlns:w15="http://schemas.microsoft.com/office/word/2012/wordml" xmlns:w16cex="http://schemas.microsoft.com/office/word/2018/wordml/cex" xmlns:w16cid="http://schemas.microsoft.com/office/word/2016/wordml/cid" xmlns:w16="http://schemas.microsoft.com/office/word/2018/wordml" xmlns:w16sdtdh="http://schemas.microsoft.com/office/word/2020/wordml/sdtdatahash" xmlns:w16se="http://schemas.microsoft.com/office/word/2015/wordml/symex" xmlns:wpg="http://schemas.microsoft.com/office/word/2010/wordprocessingGroup" xmlns:wpi="http://schemas.microsoft.com/office/word/2010/wordprocessingInk" xmlns:wne="http://schemas.microsoft.com/office/word/2006/wordml" xmlns:wps="http://schemas.microsoft.com/office/word/2010/wordprocessingShape" mc:Ignorable="w14 w15 w16se w16cid w16 w16cex w16sdtdh wp14">
+<w:endnotes xmlns:wpc="http://schemas.microsoft.com/office/word/2010/wordprocessingCanvas" xmlns:cx="http://schemas.microsoft.com/office/drawing/2014/chartex" xmlns:cx1="http://schemas.microsoft.com/office/drawing/2015/9/8/chartex" xmlns:cx2="http://schemas.microsoft.com/office/drawing/2015/10/21/chartex" xmlns:cx3="http://schemas.microsoft.com/office/drawing/2016/5/9/chartex" xmlns:cx4="http://schemas.microsoft.com/office/drawing/2016/5/10/chartex" xmlns:cx5="http://schemas.microsoft.com/office/drawing/2016/5/11/chartex" xmlns:cx6="http://schemas.microsoft.com/office/drawing/2016/5/12/chartex" xmlns:cx7="http://schemas.microsoft.com/office/drawing/2016/5/13/chartex" xmlns:cx8="http://schemas.microsoft.com/office/drawing/2016/5/14/chartex" xmlns:mc="http://schemas.openxmlformats.org/markup-compatibility/2006" xmlns:aink="http://schemas.microsoft.com/office/drawing/2016/ink" xmlns:am3d="http://schemas.microsoft.com/office/drawing/2017/model3d" xmlns:o="urn:schemas-microsoft-com:office:office" xmlns:oel="http://schemas.microsoft.com/office/2019/extlst" xmlns:r="http://schemas.openxmlformats.org/officeDocument/2006/relationships" xmlns:m="http://schemas.openxmlformats.org/officeDocument/2006/math" xmlns:v="urn:schemas-microsoft-com:vml" xmlns:wp14="http://schemas.microsoft.com/office/word/2010/wordprocessingDrawing" xmlns:wp="http://schemas.openxmlformats.org/drawingml/2006/wordprocessingDrawing" xmlns:w10="urn:schemas-microsoft-com:office:word" xmlns:w="http://schemas.openxmlformats.org/wordprocessingml/2006/main" xmlns:w14="http://schemas.microsoft.com/office/word/2010/wordml" xmlns:w15="http://schemas.microsoft.com/office/word/2012/wordml" xmlns:w16cex="http://schemas.microsoft.com/office/word/2018/wordml/cex" xmlns:w16cid="http://schemas.microsoft.com/office/word/2016/wordml/cid" xmlns:w16="http://schemas.microsoft.com/office/word/2018/wordml" xmlns:w16du="http://schemas.microsoft.com/office/word/2023/wordml/word16du" xmlns:w16sdtdh="http://schemas.microsoft.com/office/word/2020/wordml/sdtdatahash" xmlns:w16sdtfl="http://schemas.microsoft.com/office/word/2024/wordml/sdtformatlock" xmlns:w16se="http://schemas.microsoft.com/office/word/2015/wordml/symex" xmlns:wpg="http://schemas.microsoft.com/office/word/2010/wordprocessingGroup" xmlns:wpi="http://schemas.microsoft.com/office/word/2010/wordprocessingInk" xmlns:wne="http://schemas.microsoft.com/office/word/2006/wordml" xmlns:wps="http://schemas.microsoft.com/office/word/2010/wordprocessingShape" mc:Ignorable="w14 w15 w16se w16cid w16 w16cex w16sdtdh w16sdtfl w16du wp14">
   <w:endnote w:type="separator" w:id="-1">
     <w:p>
       <w:pPr>
@@ -4099,7 +3948,7 @@
 </file>
 
 <file path=word/footer1.xml><?xml version="1.0" encoding="utf-8"?>
-<w:ftr xmlns:wpc="http://schemas.microsoft.com/office/word/2010/wordprocessingCanvas" xmlns:cx="http://schemas.microsoft.com/office/drawing/2014/chartex" xmlns:cx1="http://schemas.microsoft.com/office/drawing/2015/9/8/chartex" xmlns:cx2="http://schemas.microsoft.com/office/drawing/2015/10/21/chartex" xmlns:cx3="http://schemas.microsoft.com/office/drawing/2016/5/9/chartex" xmlns:cx4="http://schemas.microsoft.com/office/drawing/2016/5/10/chartex" xmlns:cx5="http://schemas.microsoft.com/office/drawing/2016/5/11/chartex" xmlns:cx6="http://schemas.microsoft.com/office/drawing/2016/5/12/chartex" xmlns:cx7="http://schemas.microsoft.com/office/drawing/2016/5/13/chartex" xmlns:cx8="http://schemas.microsoft.com/office/drawing/2016/5/14/chartex" xmlns:mc="http://schemas.openxmlformats.org/markup-compatibility/2006" xmlns:aink="http://schemas.microsoft.com/office/drawing/2016/ink" xmlns:am3d="http://schemas.microsoft.com/office/drawing/2017/model3d" xmlns:o="urn:schemas-microsoft-com:office:office" xmlns:oel="http://schemas.microsoft.com/office/2019/extlst" xmlns:r="http://schemas.openxmlformats.org/officeDocument/2006/relationships" xmlns:m="http://schemas.openxmlformats.org/officeDocument/2006/math" xmlns:v="urn:schemas-microsoft-com:vml" xmlns:wp14="http://schemas.microsoft.com/office/word/2010/wordprocessingDrawing" xmlns:wp="http://schemas.openxmlformats.org/drawingml/2006/wordprocessingDrawing" xmlns:w10="urn:schemas-microsoft-com:office:word" xmlns:w="http://schemas.openxmlformats.org/wordprocessingml/2006/main" xmlns:w14="http://schemas.microsoft.com/office/word/2010/wordml" xmlns:w15="http://schemas.microsoft.com/office/word/2012/wordml" xmlns:w16cex="http://schemas.microsoft.com/office/word/2018/wordml/cex" xmlns:w16cid="http://schemas.microsoft.com/office/word/2016/wordml/cid" xmlns:w16="http://schemas.microsoft.com/office/word/2018/wordml" xmlns:w16sdtdh="http://schemas.microsoft.com/office/word/2020/wordml/sdtdatahash" xmlns:w16se="http://schemas.microsoft.com/office/word/2015/wordml/symex" xmlns:wpg="http://schemas.microsoft.com/office/word/2010/wordprocessingGroup" xmlns:wpi="http://schemas.microsoft.com/office/word/2010/wordprocessingInk" xmlns:wne="http://schemas.microsoft.com/office/word/2006/wordml" xmlns:wps="http://schemas.microsoft.com/office/word/2010/wordprocessingShape" mc:Ignorable="w14 w15 w16se w16cid w16 w16cex w16sdtdh wp14">
+<w:ftr xmlns:wpc="http://schemas.microsoft.com/office/word/2010/wordprocessingCanvas" xmlns:cx="http://schemas.microsoft.com/office/drawing/2014/chartex" xmlns:cx1="http://schemas.microsoft.com/office/drawing/2015/9/8/chartex" xmlns:cx2="http://schemas.microsoft.com/office/drawing/2015/10/21/chartex" xmlns:cx3="http://schemas.microsoft.com/office/drawing/2016/5/9/chartex" xmlns:cx4="http://schemas.microsoft.com/office/drawing/2016/5/10/chartex" xmlns:cx5="http://schemas.microsoft.com/office/drawing/2016/5/11/chartex" xmlns:cx6="http://schemas.microsoft.com/office/drawing/2016/5/12/chartex" xmlns:cx7="http://schemas.microsoft.com/office/drawing/2016/5/13/chartex" xmlns:cx8="http://schemas.microsoft.com/office/drawing/2016/5/14/chartex" xmlns:mc="http://schemas.openxmlformats.org/markup-compatibility/2006" xmlns:aink="http://schemas.microsoft.com/office/drawing/2016/ink" xmlns:am3d="http://schemas.microsoft.com/office/drawing/2017/model3d" xmlns:o="urn:schemas-microsoft-com:office:office" xmlns:oel="http://schemas.microsoft.com/office/2019/extlst" xmlns:r="http://schemas.openxmlformats.org/officeDocument/2006/relationships" xmlns:m="http://schemas.openxmlformats.org/officeDocument/2006/math" xmlns:v="urn:schemas-microsoft-com:vml" xmlns:wp14="http://schemas.microsoft.com/office/word/2010/wordprocessingDrawing" xmlns:wp="http://schemas.openxmlformats.org/drawingml/2006/wordprocessingDrawing" xmlns:w10="urn:schemas-microsoft-com:office:word" xmlns:w="http://schemas.openxmlformats.org/wordprocessingml/2006/main" xmlns:w14="http://schemas.microsoft.com/office/word/2010/wordml" xmlns:w15="http://schemas.microsoft.com/office/word/2012/wordml" xmlns:w16cex="http://schemas.microsoft.com/office/word/2018/wordml/cex" xmlns:w16cid="http://schemas.microsoft.com/office/word/2016/wordml/cid" xmlns:w16="http://schemas.microsoft.com/office/word/2018/wordml" xmlns:w16du="http://schemas.microsoft.com/office/word/2023/wordml/word16du" xmlns:w16sdtdh="http://schemas.microsoft.com/office/word/2020/wordml/sdtdatahash" xmlns:w16sdtfl="http://schemas.microsoft.com/office/word/2024/wordml/sdtformatlock" xmlns:w16se="http://schemas.microsoft.com/office/word/2015/wordml/symex" xmlns:wpg="http://schemas.microsoft.com/office/word/2010/wordprocessingGroup" xmlns:wpi="http://schemas.microsoft.com/office/word/2010/wordprocessingInk" xmlns:wne="http://schemas.microsoft.com/office/word/2006/wordml" xmlns:wps="http://schemas.microsoft.com/office/word/2010/wordprocessingShape" mc:Ignorable="w14 w15 w16se w16cid w16 w16cex w16sdtdh w16sdtfl w16du wp14">
   <w:tbl>
     <w:tblPr>
       <w:tblStyle w:val="Grilledutableau"/>
@@ -4279,7 +4128,7 @@
 </file>
 
 <file path=word/footer2.xml><?xml version="1.0" encoding="utf-8"?>
-<w:ftr xmlns:wpc="http://schemas.microsoft.com/office/word/2010/wordprocessingCanvas" xmlns:cx="http://schemas.microsoft.com/office/drawing/2014/chartex" xmlns:cx1="http://schemas.microsoft.com/office/drawing/2015/9/8/chartex" xmlns:cx2="http://schemas.microsoft.com/office/drawing/2015/10/21/chartex" xmlns:cx3="http://schemas.microsoft.com/office/drawing/2016/5/9/chartex" xmlns:cx4="http://schemas.microsoft.com/office/drawing/2016/5/10/chartex" xmlns:cx5="http://schemas.microsoft.com/office/drawing/2016/5/11/chartex" xmlns:cx6="http://schemas.microsoft.com/office/drawing/2016/5/12/chartex" xmlns:cx7="http://schemas.microsoft.com/office/drawing/2016/5/13/chartex" xmlns:cx8="http://schemas.microsoft.com/office/drawing/2016/5/14/chartex" xmlns:mc="http://schemas.openxmlformats.org/markup-compatibility/2006" xmlns:aink="http://schemas.microsoft.com/office/drawing/2016/ink" xmlns:am3d="http://schemas.microsoft.com/office/drawing/2017/model3d" xmlns:o="urn:schemas-microsoft-com:office:office" xmlns:oel="http://schemas.microsoft.com/office/2019/extlst" xmlns:r="http://schemas.openxmlformats.org/officeDocument/2006/relationships" xmlns:m="http://schemas.openxmlformats.org/officeDocument/2006/math" xmlns:v="urn:schemas-microsoft-com:vml" xmlns:wp14="http://schemas.microsoft.com/office/word/2010/wordprocessingDrawing" xmlns:wp="http://schemas.openxmlformats.org/drawingml/2006/wordprocessingDrawing" xmlns:w10="urn:schemas-microsoft-com:office:word" xmlns:w="http://schemas.openxmlformats.org/wordprocessingml/2006/main" xmlns:w14="http://schemas.microsoft.com/office/word/2010/wordml" xmlns:w15="http://schemas.microsoft.com/office/word/2012/wordml" xmlns:w16cex="http://schemas.microsoft.com/office/word/2018/wordml/cex" xmlns:w16cid="http://schemas.microsoft.com/office/word/2016/wordml/cid" xmlns:w16="http://schemas.microsoft.com/office/word/2018/wordml" xmlns:w16sdtdh="http://schemas.microsoft.com/office/word/2020/wordml/sdtdatahash" xmlns:w16se="http://schemas.microsoft.com/office/word/2015/wordml/symex" xmlns:wpg="http://schemas.microsoft.com/office/word/2010/wordprocessingGroup" xmlns:wpi="http://schemas.microsoft.com/office/word/2010/wordprocessingInk" xmlns:wne="http://schemas.microsoft.com/office/word/2006/wordml" xmlns:wps="http://schemas.microsoft.com/office/word/2010/wordprocessingShape" mc:Ignorable="w14 w15 w16se w16cid w16 w16cex w16sdtdh wp14">
+<w:ftr xmlns:wpc="http://schemas.microsoft.com/office/word/2010/wordprocessingCanvas" xmlns:cx="http://schemas.microsoft.com/office/drawing/2014/chartex" xmlns:cx1="http://schemas.microsoft.com/office/drawing/2015/9/8/chartex" xmlns:cx2="http://schemas.microsoft.com/office/drawing/2015/10/21/chartex" xmlns:cx3="http://schemas.microsoft.com/office/drawing/2016/5/9/chartex" xmlns:cx4="http://schemas.microsoft.com/office/drawing/2016/5/10/chartex" xmlns:cx5="http://schemas.microsoft.com/office/drawing/2016/5/11/chartex" xmlns:cx6="http://schemas.microsoft.com/office/drawing/2016/5/12/chartex" xmlns:cx7="http://schemas.microsoft.com/office/drawing/2016/5/13/chartex" xmlns:cx8="http://schemas.microsoft.com/office/drawing/2016/5/14/chartex" xmlns:mc="http://schemas.openxmlformats.org/markup-compatibility/2006" xmlns:aink="http://schemas.microsoft.com/office/drawing/2016/ink" xmlns:am3d="http://schemas.microsoft.com/office/drawing/2017/model3d" xmlns:o="urn:schemas-microsoft-com:office:office" xmlns:oel="http://schemas.microsoft.com/office/2019/extlst" xmlns:r="http://schemas.openxmlformats.org/officeDocument/2006/relationships" xmlns:m="http://schemas.openxmlformats.org/officeDocument/2006/math" xmlns:v="urn:schemas-microsoft-com:vml" xmlns:wp14="http://schemas.microsoft.com/office/word/2010/wordprocessingDrawing" xmlns:wp="http://schemas.openxmlformats.org/drawingml/2006/wordprocessingDrawing" xmlns:w10="urn:schemas-microsoft-com:office:word" xmlns:w="http://schemas.openxmlformats.org/wordprocessingml/2006/main" xmlns:w14="http://schemas.microsoft.com/office/word/2010/wordml" xmlns:w15="http://schemas.microsoft.com/office/word/2012/wordml" xmlns:w16cex="http://schemas.microsoft.com/office/word/2018/wordml/cex" xmlns:w16cid="http://schemas.microsoft.com/office/word/2016/wordml/cid" xmlns:w16="http://schemas.microsoft.com/office/word/2018/wordml" xmlns:w16du="http://schemas.microsoft.com/office/word/2023/wordml/word16du" xmlns:w16sdtdh="http://schemas.microsoft.com/office/word/2020/wordml/sdtdatahash" xmlns:w16sdtfl="http://schemas.microsoft.com/office/word/2024/wordml/sdtformatlock" xmlns:w16se="http://schemas.microsoft.com/office/word/2015/wordml/symex" xmlns:wpg="http://schemas.microsoft.com/office/word/2010/wordprocessingGroup" xmlns:wpi="http://schemas.microsoft.com/office/word/2010/wordprocessingInk" xmlns:wne="http://schemas.microsoft.com/office/word/2006/wordml" xmlns:wps="http://schemas.microsoft.com/office/word/2010/wordprocessingShape" mc:Ignorable="w14 w15 w16se w16cid w16 w16cex w16sdtdh w16sdtfl w16du wp14">
   <w:tbl>
     <w:tblPr>
       <w:tblStyle w:val="Grilledutableau"/>
@@ -4460,7 +4309,7 @@
 </file>
 
 <file path=word/footer3.xml><?xml version="1.0" encoding="utf-8"?>
-<w:ftr xmlns:wpc="http://schemas.microsoft.com/office/word/2010/wordprocessingCanvas" xmlns:cx="http://schemas.microsoft.com/office/drawing/2014/chartex" xmlns:cx1="http://schemas.microsoft.com/office/drawing/2015/9/8/chartex" xmlns:cx2="http://schemas.microsoft.com/office/drawing/2015/10/21/chartex" xmlns:cx3="http://schemas.microsoft.com/office/drawing/2016/5/9/chartex" xmlns:cx4="http://schemas.microsoft.com/office/drawing/2016/5/10/chartex" xmlns:cx5="http://schemas.microsoft.com/office/drawing/2016/5/11/chartex" xmlns:cx6="http://schemas.microsoft.com/office/drawing/2016/5/12/chartex" xmlns:cx7="http://schemas.microsoft.com/office/drawing/2016/5/13/chartex" xmlns:cx8="http://schemas.microsoft.com/office/drawing/2016/5/14/chartex" xmlns:mc="http://schemas.openxmlformats.org/markup-compatibility/2006" xmlns:aink="http://schemas.microsoft.com/office/drawing/2016/ink" xmlns:am3d="http://schemas.microsoft.com/office/drawing/2017/model3d" xmlns:o="urn:schemas-microsoft-com:office:office" xmlns:oel="http://schemas.microsoft.com/office/2019/extlst" xmlns:r="http://schemas.openxmlformats.org/officeDocument/2006/relationships" xmlns:m="http://schemas.openxmlformats.org/officeDocument/2006/math" xmlns:v="urn:schemas-microsoft-com:vml" xmlns:wp14="http://schemas.microsoft.com/office/word/2010/wordprocessingDrawing" xmlns:wp="http://schemas.openxmlformats.org/drawingml/2006/wordprocessingDrawing" xmlns:w10="urn:schemas-microsoft-com:office:word" xmlns:w="http://schemas.openxmlformats.org/wordprocessingml/2006/main" xmlns:w14="http://schemas.microsoft.com/office/word/2010/wordml" xmlns:w15="http://schemas.microsoft.com/office/word/2012/wordml" xmlns:w16cex="http://schemas.microsoft.com/office/word/2018/wordml/cex" xmlns:w16cid="http://schemas.microsoft.com/office/word/2016/wordml/cid" xmlns:w16="http://schemas.microsoft.com/office/word/2018/wordml" xmlns:w16sdtdh="http://schemas.microsoft.com/office/word/2020/wordml/sdtdatahash" xmlns:w16se="http://schemas.microsoft.com/office/word/2015/wordml/symex" xmlns:wpg="http://schemas.microsoft.com/office/word/2010/wordprocessingGroup" xmlns:wpi="http://schemas.microsoft.com/office/word/2010/wordprocessingInk" xmlns:wne="http://schemas.microsoft.com/office/word/2006/wordml" xmlns:wps="http://schemas.microsoft.com/office/word/2010/wordprocessingShape" mc:Ignorable="w14 w15 w16se w16cid w16 w16cex w16sdtdh wp14">
+<w:ftr xmlns:wpc="http://schemas.microsoft.com/office/word/2010/wordprocessingCanvas" xmlns:cx="http://schemas.microsoft.com/office/drawing/2014/chartex" xmlns:cx1="http://schemas.microsoft.com/office/drawing/2015/9/8/chartex" xmlns:cx2="http://schemas.microsoft.com/office/drawing/2015/10/21/chartex" xmlns:cx3="http://schemas.microsoft.com/office/drawing/2016/5/9/chartex" xmlns:cx4="http://schemas.microsoft.com/office/drawing/2016/5/10/chartex" xmlns:cx5="http://schemas.microsoft.com/office/drawing/2016/5/11/chartex" xmlns:cx6="http://schemas.microsoft.com/office/drawing/2016/5/12/chartex" xmlns:cx7="http://schemas.microsoft.com/office/drawing/2016/5/13/chartex" xmlns:cx8="http://schemas.microsoft.com/office/drawing/2016/5/14/chartex" xmlns:mc="http://schemas.openxmlformats.org/markup-compatibility/2006" xmlns:aink="http://schemas.microsoft.com/office/drawing/2016/ink" xmlns:am3d="http://schemas.microsoft.com/office/drawing/2017/model3d" xmlns:o="urn:schemas-microsoft-com:office:office" xmlns:oel="http://schemas.microsoft.com/office/2019/extlst" xmlns:r="http://schemas.openxmlformats.org/officeDocument/2006/relationships" xmlns:m="http://schemas.openxmlformats.org/officeDocument/2006/math" xmlns:v="urn:schemas-microsoft-com:vml" xmlns:wp14="http://schemas.microsoft.com/office/word/2010/wordprocessingDrawing" xmlns:wp="http://schemas.openxmlformats.org/drawingml/2006/wordprocessingDrawing" xmlns:w10="urn:schemas-microsoft-com:office:word" xmlns:w="http://schemas.openxmlformats.org/wordprocessingml/2006/main" xmlns:w14="http://schemas.microsoft.com/office/word/2010/wordml" xmlns:w15="http://schemas.microsoft.com/office/word/2012/wordml" xmlns:w16cex="http://schemas.microsoft.com/office/word/2018/wordml/cex" xmlns:w16cid="http://schemas.microsoft.com/office/word/2016/wordml/cid" xmlns:w16="http://schemas.microsoft.com/office/word/2018/wordml" xmlns:w16du="http://schemas.microsoft.com/office/word/2023/wordml/word16du" xmlns:w16sdtdh="http://schemas.microsoft.com/office/word/2020/wordml/sdtdatahash" xmlns:w16sdtfl="http://schemas.microsoft.com/office/word/2024/wordml/sdtformatlock" xmlns:w16se="http://schemas.microsoft.com/office/word/2015/wordml/symex" xmlns:wpg="http://schemas.microsoft.com/office/word/2010/wordprocessingGroup" xmlns:wpi="http://schemas.microsoft.com/office/word/2010/wordprocessingInk" xmlns:wne="http://schemas.microsoft.com/office/word/2006/wordml" xmlns:wps="http://schemas.microsoft.com/office/word/2010/wordprocessingShape" mc:Ignorable="w14 w15 w16se w16cid w16 w16cex w16sdtdh w16sdtfl w16du wp14">
   <w:tbl>
     <w:tblPr>
       <w:tblStyle w:val="Grilledutableau"/>
@@ -4624,7 +4473,7 @@
 </file>
 
 <file path=word/footnotes.xml><?xml version="1.0" encoding="utf-8"?>
-<w:footnotes xmlns:wpc="http://schemas.microsoft.com/office/word/2010/wordprocessingCanvas" xmlns:cx="http://schemas.microsoft.com/office/drawing/2014/chartex" xmlns:cx1="http://schemas.microsoft.com/office/drawing/2015/9/8/chartex" xmlns:cx2="http://schemas.microsoft.com/office/drawing/2015/10/21/chartex" xmlns:cx3="http://schemas.microsoft.com/office/drawing/2016/5/9/chartex" xmlns:cx4="http://schemas.microsoft.com/office/drawing/2016/5/10/chartex" xmlns:cx5="http://schemas.microsoft.com/office/drawing/2016/5/11/chartex" xmlns:cx6="http://schemas.microsoft.com/office/drawing/2016/5/12/chartex" xmlns:cx7="http://schemas.microsoft.com/office/drawing/2016/5/13/chartex" xmlns:cx8="http://schemas.microsoft.com/office/drawing/2016/5/14/chartex" xmlns:mc="http://schemas.openxmlformats.org/markup-compatibility/2006" xmlns:aink="http://schemas.microsoft.com/office/drawing/2016/ink" xmlns:am3d="http://schemas.microsoft.com/office/drawing/2017/model3d" xmlns:o="urn:schemas-microsoft-com:office:office" xmlns:oel="http://schemas.microsoft.com/office/2019/extlst" xmlns:r="http://schemas.openxmlformats.org/officeDocument/2006/relationships" xmlns:m="http://schemas.openxmlformats.org/officeDocument/2006/math" xmlns:v="urn:schemas-microsoft-com:vml" xmlns:wp14="http://schemas.microsoft.com/office/word/2010/wordprocessingDrawing" xmlns:wp="http://schemas.openxmlformats.org/drawingml/2006/wordprocessingDrawing" xmlns:w10="urn:schemas-microsoft-com:office:word" xmlns:w="http://schemas.openxmlformats.org/wordprocessingml/2006/main" xmlns:w14="http://schemas.microsoft.com/office/word/2010/wordml" xmlns:w15="http://schemas.microsoft.com/office/word/2012/wordml" xmlns:w16cex="http://schemas.microsoft.com/office/word/2018/wordml/cex" xmlns:w16cid="http://schemas.microsoft.com/office/word/2016/wordml/cid" xmlns:w16="http://schemas.microsoft.com/office/word/2018/wordml" xmlns:w16sdtdh="http://schemas.microsoft.com/office/word/2020/wordml/sdtdatahash" xmlns:w16se="http://schemas.microsoft.com/office/word/2015/wordml/symex" xmlns:wpg="http://schemas.microsoft.com/office/word/2010/wordprocessingGroup" xmlns:wpi="http://schemas.microsoft.com/office/word/2010/wordprocessingInk" xmlns:wne="http://schemas.microsoft.com/office/word/2006/wordml" xmlns:wps="http://schemas.microsoft.com/office/word/2010/wordprocessingShape" mc:Ignorable="w14 w15 w16se w16cid w16 w16cex w16sdtdh wp14">
+<w:footnotes xmlns:wpc="http://schemas.microsoft.com/office/word/2010/wordprocessingCanvas" xmlns:cx="http://schemas.microsoft.com/office/drawing/2014/chartex" xmlns:cx1="http://schemas.microsoft.com/office/drawing/2015/9/8/chartex" xmlns:cx2="http://schemas.microsoft.com/office/drawing/2015/10/21/chartex" xmlns:cx3="http://schemas.microsoft.com/office/drawing/2016/5/9/chartex" xmlns:cx4="http://schemas.microsoft.com/office/drawing/2016/5/10/chartex" xmlns:cx5="http://schemas.microsoft.com/office/drawing/2016/5/11/chartex" xmlns:cx6="http://schemas.microsoft.com/office/drawing/2016/5/12/chartex" xmlns:cx7="http://schemas.microsoft.com/office/drawing/2016/5/13/chartex" xmlns:cx8="http://schemas.microsoft.com/office/drawing/2016/5/14/chartex" xmlns:mc="http://schemas.openxmlformats.org/markup-compatibility/2006" xmlns:aink="http://schemas.microsoft.com/office/drawing/2016/ink" xmlns:am3d="http://schemas.microsoft.com/office/drawing/2017/model3d" xmlns:o="urn:schemas-microsoft-com:office:office" xmlns:oel="http://schemas.microsoft.com/office/2019/extlst" xmlns:r="http://schemas.openxmlformats.org/officeDocument/2006/relationships" xmlns:m="http://schemas.openxmlformats.org/officeDocument/2006/math" xmlns:v="urn:schemas-microsoft-com:vml" xmlns:wp14="http://schemas.microsoft.com/office/word/2010/wordprocessingDrawing" xmlns:wp="http://schemas.openxmlformats.org/drawingml/2006/wordprocessingDrawing" xmlns:w10="urn:schemas-microsoft-com:office:word" xmlns:w="http://schemas.openxmlformats.org/wordprocessingml/2006/main" xmlns:w14="http://schemas.microsoft.com/office/word/2010/wordml" xmlns:w15="http://schemas.microsoft.com/office/word/2012/wordml" xmlns:w16cex="http://schemas.microsoft.com/office/word/2018/wordml/cex" xmlns:w16cid="http://schemas.microsoft.com/office/word/2016/wordml/cid" xmlns:w16="http://schemas.microsoft.com/office/word/2018/wordml" xmlns:w16du="http://schemas.microsoft.com/office/word/2023/wordml/word16du" xmlns:w16sdtdh="http://schemas.microsoft.com/office/word/2020/wordml/sdtdatahash" xmlns:w16sdtfl="http://schemas.microsoft.com/office/word/2024/wordml/sdtformatlock" xmlns:w16se="http://schemas.microsoft.com/office/word/2015/wordml/symex" xmlns:wpg="http://schemas.microsoft.com/office/word/2010/wordprocessingGroup" xmlns:wpi="http://schemas.microsoft.com/office/word/2010/wordprocessingInk" xmlns:wne="http://schemas.microsoft.com/office/word/2006/wordml" xmlns:wps="http://schemas.microsoft.com/office/word/2010/wordprocessingShape" mc:Ignorable="w14 w15 w16se w16cid w16 w16cex w16sdtdh w16sdtfl w16du wp14">
   <w:footnote w:type="separator" w:id="-1">
     <w:p>
       <w:pPr>
@@ -4649,7 +4498,7 @@
 </file>
 
 <file path=word/header1.xml><?xml version="1.0" encoding="utf-8"?>
-<w:hdr xmlns:wpc="http://schemas.microsoft.com/office/word/2010/wordprocessingCanvas" xmlns:cx="http://schemas.microsoft.com/office/drawing/2014/chartex" xmlns:cx1="http://schemas.microsoft.com/office/drawing/2015/9/8/chartex" xmlns:cx2="http://schemas.microsoft.com/office/drawing/2015/10/21/chartex" xmlns:cx3="http://schemas.microsoft.com/office/drawing/2016/5/9/chartex" xmlns:cx4="http://schemas.microsoft.com/office/drawing/2016/5/10/chartex" xmlns:cx5="http://schemas.microsoft.com/office/drawing/2016/5/11/chartex" xmlns:cx6="http://schemas.microsoft.com/office/drawing/2016/5/12/chartex" xmlns:cx7="http://schemas.microsoft.com/office/drawing/2016/5/13/chartex" xmlns:cx8="http://schemas.microsoft.com/office/drawing/2016/5/14/chartex" xmlns:mc="http://schemas.openxmlformats.org/markup-compatibility/2006" xmlns:aink="http://schemas.microsoft.com/office/drawing/2016/ink" xmlns:am3d="http://schemas.microsoft.com/office/drawing/2017/model3d" xmlns:o="urn:schemas-microsoft-com:office:office" xmlns:oel="http://schemas.microsoft.com/office/2019/extlst" xmlns:r="http://schemas.openxmlformats.org/officeDocument/2006/relationships" xmlns:m="http://schemas.openxmlformats.org/officeDocument/2006/math" xmlns:v="urn:schemas-microsoft-com:vml" xmlns:wp14="http://schemas.microsoft.com/office/word/2010/wordprocessingDrawing" xmlns:wp="http://schemas.openxmlformats.org/drawingml/2006/wordprocessingDrawing" xmlns:w10="urn:schemas-microsoft-com:office:word" xmlns:w="http://schemas.openxmlformats.org/wordprocessingml/2006/main" xmlns:w14="http://schemas.microsoft.com/office/word/2010/wordml" xmlns:w15="http://schemas.microsoft.com/office/word/2012/wordml" xmlns:w16cex="http://schemas.microsoft.com/office/word/2018/wordml/cex" xmlns:w16cid="http://schemas.microsoft.com/office/word/2016/wordml/cid" xmlns:w16="http://schemas.microsoft.com/office/word/2018/wordml" xmlns:w16sdtdh="http://schemas.microsoft.com/office/word/2020/wordml/sdtdatahash" xmlns:w16se="http://schemas.microsoft.com/office/word/2015/wordml/symex" xmlns:wpg="http://schemas.microsoft.com/office/word/2010/wordprocessingGroup" xmlns:wpi="http://schemas.microsoft.com/office/word/2010/wordprocessingInk" xmlns:wne="http://schemas.microsoft.com/office/word/2006/wordml" xmlns:wps="http://schemas.microsoft.com/office/word/2010/wordprocessingShape" mc:Ignorable="w14 w15 w16se w16cid w16 w16cex w16sdtdh wp14">
+<w:hdr xmlns:wpc="http://schemas.microsoft.com/office/word/2010/wordprocessingCanvas" xmlns:cx="http://schemas.microsoft.com/office/drawing/2014/chartex" xmlns:cx1="http://schemas.microsoft.com/office/drawing/2015/9/8/chartex" xmlns:cx2="http://schemas.microsoft.com/office/drawing/2015/10/21/chartex" xmlns:cx3="http://schemas.microsoft.com/office/drawing/2016/5/9/chartex" xmlns:cx4="http://schemas.microsoft.com/office/drawing/2016/5/10/chartex" xmlns:cx5="http://schemas.microsoft.com/office/drawing/2016/5/11/chartex" xmlns:cx6="http://schemas.microsoft.com/office/drawing/2016/5/12/chartex" xmlns:cx7="http://schemas.microsoft.com/office/drawing/2016/5/13/chartex" xmlns:cx8="http://schemas.microsoft.com/office/drawing/2016/5/14/chartex" xmlns:mc="http://schemas.openxmlformats.org/markup-compatibility/2006" xmlns:aink="http://schemas.microsoft.com/office/drawing/2016/ink" xmlns:am3d="http://schemas.microsoft.com/office/drawing/2017/model3d" xmlns:o="urn:schemas-microsoft-com:office:office" xmlns:oel="http://schemas.microsoft.com/office/2019/extlst" xmlns:r="http://schemas.openxmlformats.org/officeDocument/2006/relationships" xmlns:m="http://schemas.openxmlformats.org/officeDocument/2006/math" xmlns:v="urn:schemas-microsoft-com:vml" xmlns:wp14="http://schemas.microsoft.com/office/word/2010/wordprocessingDrawing" xmlns:wp="http://schemas.openxmlformats.org/drawingml/2006/wordprocessingDrawing" xmlns:w10="urn:schemas-microsoft-com:office:word" xmlns:w="http://schemas.openxmlformats.org/wordprocessingml/2006/main" xmlns:w14="http://schemas.microsoft.com/office/word/2010/wordml" xmlns:w15="http://schemas.microsoft.com/office/word/2012/wordml" xmlns:w16cex="http://schemas.microsoft.com/office/word/2018/wordml/cex" xmlns:w16cid="http://schemas.microsoft.com/office/word/2016/wordml/cid" xmlns:w16="http://schemas.microsoft.com/office/word/2018/wordml" xmlns:w16du="http://schemas.microsoft.com/office/word/2023/wordml/word16du" xmlns:w16sdtdh="http://schemas.microsoft.com/office/word/2020/wordml/sdtdatahash" xmlns:w16sdtfl="http://schemas.microsoft.com/office/word/2024/wordml/sdtformatlock" xmlns:w16se="http://schemas.microsoft.com/office/word/2015/wordml/symex" xmlns:wpg="http://schemas.microsoft.com/office/word/2010/wordprocessingGroup" xmlns:wpi="http://schemas.microsoft.com/office/word/2010/wordprocessingInk" xmlns:wne="http://schemas.microsoft.com/office/word/2006/wordml" xmlns:wps="http://schemas.microsoft.com/office/word/2010/wordprocessingShape" mc:Ignorable="w14 w15 w16se w16cid w16 w16cex w16sdtdh w16sdtfl w16du wp14">
   <w:tbl>
     <w:tblPr>
       <w:tblStyle w:val="Grilledutableau"/>
@@ -4839,7 +4688,7 @@
 </file>
 
 <file path=word/header2.xml><?xml version="1.0" encoding="utf-8"?>
-<w:hdr xmlns:wpc="http://schemas.microsoft.com/office/word/2010/wordprocessingCanvas" xmlns:cx="http://schemas.microsoft.com/office/drawing/2014/chartex" xmlns:cx1="http://schemas.microsoft.com/office/drawing/2015/9/8/chartex" xmlns:cx2="http://schemas.microsoft.com/office/drawing/2015/10/21/chartex" xmlns:cx3="http://schemas.microsoft.com/office/drawing/2016/5/9/chartex" xmlns:cx4="http://schemas.microsoft.com/office/drawing/2016/5/10/chartex" xmlns:cx5="http://schemas.microsoft.com/office/drawing/2016/5/11/chartex" xmlns:cx6="http://schemas.microsoft.com/office/drawing/2016/5/12/chartex" xmlns:cx7="http://schemas.microsoft.com/office/drawing/2016/5/13/chartex" xmlns:cx8="http://schemas.microsoft.com/office/drawing/2016/5/14/chartex" xmlns:mc="http://schemas.openxmlformats.org/markup-compatibility/2006" xmlns:aink="http://schemas.microsoft.com/office/drawing/2016/ink" xmlns:am3d="http://schemas.microsoft.com/office/drawing/2017/model3d" xmlns:o="urn:schemas-microsoft-com:office:office" xmlns:oel="http://schemas.microsoft.com/office/2019/extlst" xmlns:r="http://schemas.openxmlformats.org/officeDocument/2006/relationships" xmlns:m="http://schemas.openxmlformats.org/officeDocument/2006/math" xmlns:v="urn:schemas-microsoft-com:vml" xmlns:wp14="http://schemas.microsoft.com/office/word/2010/wordprocessingDrawing" xmlns:wp="http://schemas.openxmlformats.org/drawingml/2006/wordprocessingDrawing" xmlns:w10="urn:schemas-microsoft-com:office:word" xmlns:w="http://schemas.openxmlformats.org/wordprocessingml/2006/main" xmlns:w14="http://schemas.microsoft.com/office/word/2010/wordml" xmlns:w15="http://schemas.microsoft.com/office/word/2012/wordml" xmlns:w16cex="http://schemas.microsoft.com/office/word/2018/wordml/cex" xmlns:w16cid="http://schemas.microsoft.com/office/word/2016/wordml/cid" xmlns:w16="http://schemas.microsoft.com/office/word/2018/wordml" xmlns:w16sdtdh="http://schemas.microsoft.com/office/word/2020/wordml/sdtdatahash" xmlns:w16se="http://schemas.microsoft.com/office/word/2015/wordml/symex" xmlns:wpg="http://schemas.microsoft.com/office/word/2010/wordprocessingGroup" xmlns:wpi="http://schemas.microsoft.com/office/word/2010/wordprocessingInk" xmlns:wne="http://schemas.microsoft.com/office/word/2006/wordml" xmlns:wps="http://schemas.microsoft.com/office/word/2010/wordprocessingShape" mc:Ignorable="w14 w15 w16se w16cid w16 w16cex w16sdtdh wp14">
+<w:hdr xmlns:wpc="http://schemas.microsoft.com/office/word/2010/wordprocessingCanvas" xmlns:cx="http://schemas.microsoft.com/office/drawing/2014/chartex" xmlns:cx1="http://schemas.microsoft.com/office/drawing/2015/9/8/chartex" xmlns:cx2="http://schemas.microsoft.com/office/drawing/2015/10/21/chartex" xmlns:cx3="http://schemas.microsoft.com/office/drawing/2016/5/9/chartex" xmlns:cx4="http://schemas.microsoft.com/office/drawing/2016/5/10/chartex" xmlns:cx5="http://schemas.microsoft.com/office/drawing/2016/5/11/chartex" xmlns:cx6="http://schemas.microsoft.com/office/drawing/2016/5/12/chartex" xmlns:cx7="http://schemas.microsoft.com/office/drawing/2016/5/13/chartex" xmlns:cx8="http://schemas.microsoft.com/office/drawing/2016/5/14/chartex" xmlns:mc="http://schemas.openxmlformats.org/markup-compatibility/2006" xmlns:aink="http://schemas.microsoft.com/office/drawing/2016/ink" xmlns:am3d="http://schemas.microsoft.com/office/drawing/2017/model3d" xmlns:o="urn:schemas-microsoft-com:office:office" xmlns:oel="http://schemas.microsoft.com/office/2019/extlst" xmlns:r="http://schemas.openxmlformats.org/officeDocument/2006/relationships" xmlns:m="http://schemas.openxmlformats.org/officeDocument/2006/math" xmlns:v="urn:schemas-microsoft-com:vml" xmlns:wp14="http://schemas.microsoft.com/office/word/2010/wordprocessingDrawing" xmlns:wp="http://schemas.openxmlformats.org/drawingml/2006/wordprocessingDrawing" xmlns:w10="urn:schemas-microsoft-com:office:word" xmlns:w="http://schemas.openxmlformats.org/wordprocessingml/2006/main" xmlns:w14="http://schemas.microsoft.com/office/word/2010/wordml" xmlns:w15="http://schemas.microsoft.com/office/word/2012/wordml" xmlns:w16cex="http://schemas.microsoft.com/office/word/2018/wordml/cex" xmlns:w16cid="http://schemas.microsoft.com/office/word/2016/wordml/cid" xmlns:w16="http://schemas.microsoft.com/office/word/2018/wordml" xmlns:w16du="http://schemas.microsoft.com/office/word/2023/wordml/word16du" xmlns:w16sdtdh="http://schemas.microsoft.com/office/word/2020/wordml/sdtdatahash" xmlns:w16sdtfl="http://schemas.microsoft.com/office/word/2024/wordml/sdtformatlock" xmlns:w16se="http://schemas.microsoft.com/office/word/2015/wordml/symex" xmlns:wpg="http://schemas.microsoft.com/office/word/2010/wordprocessingGroup" xmlns:wpi="http://schemas.microsoft.com/office/word/2010/wordprocessingInk" xmlns:wne="http://schemas.microsoft.com/office/word/2006/wordml" xmlns:wps="http://schemas.microsoft.com/office/word/2010/wordprocessingShape" mc:Ignorable="w14 w15 w16se w16cid w16 w16cex w16sdtdh w16sdtfl w16du wp14">
   <w:tbl>
     <w:tblPr>
       <w:tblStyle w:val="Grilledutableau"/>
@@ -5029,7 +4878,7 @@
 </file>
 
 <file path=word/numbering.xml><?xml version="1.0" encoding="utf-8"?>
-<w:numbering xmlns:wpc="http://schemas.microsoft.com/office/word/2010/wordprocessingCanvas" xmlns:cx="http://schemas.microsoft.com/office/drawing/2014/chartex" xmlns:cx1="http://schemas.microsoft.com/office/drawing/2015/9/8/chartex" xmlns:cx2="http://schemas.microsoft.com/office/drawing/2015/10/21/chartex" xmlns:cx3="http://schemas.microsoft.com/office/drawing/2016/5/9/chartex" xmlns:cx4="http://schemas.microsoft.com/office/drawing/2016/5/10/chartex" xmlns:cx5="http://schemas.microsoft.com/office/drawing/2016/5/11/chartex" xmlns:cx6="http://schemas.microsoft.com/office/drawing/2016/5/12/chartex" xmlns:cx7="http://schemas.microsoft.com/office/drawing/2016/5/13/chartex" xmlns:cx8="http://schemas.microsoft.com/office/drawing/2016/5/14/chartex" xmlns:mc="http://schemas.openxmlformats.org/markup-compatibility/2006" xmlns:aink="http://schemas.microsoft.com/office/drawing/2016/ink" xmlns:am3d="http://schemas.microsoft.com/office/drawing/2017/model3d" xmlns:o="urn:schemas-microsoft-com:office:office" xmlns:oel="http://schemas.microsoft.com/office/2019/extlst" xmlns:r="http://schemas.openxmlformats.org/officeDocument/2006/relationships" xmlns:m="http://schemas.openxmlformats.org/officeDocument/2006/math" xmlns:v="urn:schemas-microsoft-com:vml" xmlns:wp14="http://schemas.microsoft.com/office/word/2010/wordprocessingDrawing" xmlns:wp="http://schemas.openxmlformats.org/drawingml/2006/wordprocessingDrawing" xmlns:w10="urn:schemas-microsoft-com:office:word" xmlns:w="http://schemas.openxmlformats.org/wordprocessingml/2006/main" xmlns:w14="http://schemas.microsoft.com/office/word/2010/wordml" xmlns:w15="http://schemas.microsoft.com/office/word/2012/wordml" xmlns:w16cex="http://schemas.microsoft.com/office/word/2018/wordml/cex" xmlns:w16cid="http://schemas.microsoft.com/office/word/2016/wordml/cid" xmlns:w16="http://schemas.microsoft.com/office/word/2018/wordml" xmlns:w16sdtdh="http://schemas.microsoft.com/office/word/2020/wordml/sdtdatahash" xmlns:w16se="http://schemas.microsoft.com/office/word/2015/wordml/symex" xmlns:wpg="http://schemas.microsoft.com/office/word/2010/wordprocessingGroup" xmlns:wpi="http://schemas.microsoft.com/office/word/2010/wordprocessingInk" xmlns:wne="http://schemas.microsoft.com/office/word/2006/wordml" xmlns:wps="http://schemas.microsoft.com/office/word/2010/wordprocessingShape" mc:Ignorable="w14 w15 w16se w16cid w16 w16cex w16sdtdh wp14">
+<w:numbering xmlns:wpc="http://schemas.microsoft.com/office/word/2010/wordprocessingCanvas" xmlns:cx="http://schemas.microsoft.com/office/drawing/2014/chartex" xmlns:cx1="http://schemas.microsoft.com/office/drawing/2015/9/8/chartex" xmlns:cx2="http://schemas.microsoft.com/office/drawing/2015/10/21/chartex" xmlns:cx3="http://schemas.microsoft.com/office/drawing/2016/5/9/chartex" xmlns:cx4="http://schemas.microsoft.com/office/drawing/2016/5/10/chartex" xmlns:cx5="http://schemas.microsoft.com/office/drawing/2016/5/11/chartex" xmlns:cx6="http://schemas.microsoft.com/office/drawing/2016/5/12/chartex" xmlns:cx7="http://schemas.microsoft.com/office/drawing/2016/5/13/chartex" xmlns:cx8="http://schemas.microsoft.com/office/drawing/2016/5/14/chartex" xmlns:mc="http://schemas.openxmlformats.org/markup-compatibility/2006" xmlns:aink="http://schemas.microsoft.com/office/drawing/2016/ink" xmlns:am3d="http://schemas.microsoft.com/office/drawing/2017/model3d" xmlns:o="urn:schemas-microsoft-com:office:office" xmlns:oel="http://schemas.microsoft.com/office/2019/extlst" xmlns:r="http://schemas.openxmlformats.org/officeDocument/2006/relationships" xmlns:m="http://schemas.openxmlformats.org/officeDocument/2006/math" xmlns:v="urn:schemas-microsoft-com:vml" xmlns:wp14="http://schemas.microsoft.com/office/word/2010/wordprocessingDrawing" xmlns:wp="http://schemas.openxmlformats.org/drawingml/2006/wordprocessingDrawing" xmlns:w10="urn:schemas-microsoft-com:office:word" xmlns:w="http://schemas.openxmlformats.org/wordprocessingml/2006/main" xmlns:w14="http://schemas.microsoft.com/office/word/2010/wordml" xmlns:w15="http://schemas.microsoft.com/office/word/2012/wordml" xmlns:w16cex="http://schemas.microsoft.com/office/word/2018/wordml/cex" xmlns:w16cid="http://schemas.microsoft.com/office/word/2016/wordml/cid" xmlns:w16="http://schemas.microsoft.com/office/word/2018/wordml" xmlns:w16du="http://schemas.microsoft.com/office/word/2023/wordml/word16du" xmlns:w16sdtdh="http://schemas.microsoft.com/office/word/2020/wordml/sdtdatahash" xmlns:w16sdtfl="http://schemas.microsoft.com/office/word/2024/wordml/sdtformatlock" xmlns:w16se="http://schemas.microsoft.com/office/word/2015/wordml/symex" xmlns:wpg="http://schemas.microsoft.com/office/word/2010/wordprocessingGroup" xmlns:wpi="http://schemas.microsoft.com/office/word/2010/wordprocessingInk" xmlns:wne="http://schemas.microsoft.com/office/word/2006/wordml" xmlns:wps="http://schemas.microsoft.com/office/word/2010/wordprocessingShape" mc:Ignorable="w14 w15 w16se w16cid w16 w16cex w16sdtdh w16sdtfl w16du wp14">
   <w:abstractNum w:abstractNumId="0" w15:restartNumberingAfterBreak="0">
     <w:nsid w:val="05E71E3D"/>
     <w:multiLevelType w:val="hybridMultilevel"/>
@@ -7957,7 +7806,7 @@
 </file>
 
 <file path=word/styles.xml><?xml version="1.0" encoding="utf-8"?>
-<w:styles xmlns:mc="http://schemas.openxmlformats.org/markup-compatibility/2006" xmlns:r="http://schemas.openxmlformats.org/officeDocument/2006/relationships" xmlns:w="http://schemas.openxmlformats.org/wordprocessingml/2006/main" xmlns:w14="http://schemas.microsoft.com/office/word/2010/wordml" xmlns:w15="http://schemas.microsoft.com/office/word/2012/wordml" xmlns:w16cex="http://schemas.microsoft.com/office/word/2018/wordml/cex" xmlns:w16cid="http://schemas.microsoft.com/office/word/2016/wordml/cid" xmlns:w16="http://schemas.microsoft.com/office/word/2018/wordml" xmlns:w16sdtdh="http://schemas.microsoft.com/office/word/2020/wordml/sdtdatahash" xmlns:w16se="http://schemas.microsoft.com/office/word/2015/wordml/symex" mc:Ignorable="w14 w15 w16se w16cid w16 w16cex w16sdtdh">
+<w:styles xmlns:mc="http://schemas.openxmlformats.org/markup-compatibility/2006" xmlns:r="http://schemas.openxmlformats.org/officeDocument/2006/relationships" xmlns:w="http://schemas.openxmlformats.org/wordprocessingml/2006/main" xmlns:w14="http://schemas.microsoft.com/office/word/2010/wordml" xmlns:w15="http://schemas.microsoft.com/office/word/2012/wordml" xmlns:w16cex="http://schemas.microsoft.com/office/word/2018/wordml/cex" xmlns:w16cid="http://schemas.microsoft.com/office/word/2016/wordml/cid" xmlns:w16="http://schemas.microsoft.com/office/word/2018/wordml" xmlns:w16du="http://schemas.microsoft.com/office/word/2023/wordml/word16du" xmlns:w16sdtdh="http://schemas.microsoft.com/office/word/2020/wordml/sdtdatahash" xmlns:w16sdtfl="http://schemas.microsoft.com/office/word/2024/wordml/sdtformatlock" xmlns:w16se="http://schemas.microsoft.com/office/word/2015/wordml/symex" mc:Ignorable="w14 w15 w16se w16cid w16 w16cex w16sdtdh w16sdtfl w16du">
   <w:docDefaults>
     <w:rPrDefault>
       <w:rPr>
